--- a/exports/qa-package/04_Dap_an_KHTN8.docx
+++ b/exports/qa-package/04_Dap_an_KHTN8.docx
@@ -28,7 +28,7 @@
           <w:szCs w:val="28"/>
         </w:rPr>
         <w:t xml:space="preserve">
-ĐÁP ÁN ĐỀ KIỂM TRA ĐỊNH KÌ
+ĐÁP ÁN ĐỀ KIỂM TRA GIỮA HK1
 </w:t>
       </w:r>
       <w:r>
@@ -275,7 +275,7 @@
                 <w:sz w:val="18"/>
                 <w:szCs w:val="18"/>
               </w:rPr>
-              <w:t xml:space="preserve">A</w:t>
+              <w:t xml:space="preserve">B</w:t>
             </w:r>
           </w:p>
         </w:tc>
@@ -315,7 +315,7 @@
                 <w:sz w:val="18"/>
                 <w:szCs w:val="18"/>
               </w:rPr>
-              <w:t xml:space="preserve">Phương án A là nhận định chính xác theo chuẩn kiến thức bài học trong SGK.</w:t>
+              <w:t xml:space="preserve">Không khí khô gồm khoảng 78% nitrogen, 21% oxygen và 1% các khí khác.</w:t>
             </w:r>
           </w:p>
         </w:tc>
@@ -397,7 +397,7 @@
                 <w:sz w:val="18"/>
                 <w:szCs w:val="18"/>
               </w:rPr>
-              <w:t xml:space="preserve">A</w:t>
+              <w:t xml:space="preserve">B</w:t>
             </w:r>
           </w:p>
         </w:tc>
@@ -437,7 +437,7 @@
                 <w:sz w:val="18"/>
                 <w:szCs w:val="18"/>
               </w:rPr>
-              <w:t xml:space="preserve">Phương án A là nhận định chính xác theo chuẩn kiến thức bài học trong SGK.</w:t>
+              <w:t xml:space="preserve">Không khí khô gồm khoảng 78% nitrogen, 21% oxygen và 1% các khí khác.</w:t>
             </w:r>
           </w:p>
         </w:tc>
@@ -559,7 +559,7 @@
                 <w:sz w:val="18"/>
                 <w:szCs w:val="18"/>
               </w:rPr>
-              <w:t xml:space="preserve">Phương án A là nhận định chính xác theo chuẩn kiến thức bài học trong SGK.</w:t>
+              <w:t xml:space="preserve">Phương án A phản ánh trực tiếp và chuẩn xác yêu cầu cần đạt của bài học "Phản ứng hóa học" trong chương trình GDPT 2018.</w:t>
             </w:r>
           </w:p>
         </w:tc>
@@ -641,7 +641,7 @@
                 <w:sz w:val="18"/>
                 <w:szCs w:val="18"/>
               </w:rPr>
-              <w:t xml:space="preserve">A</w:t>
+              <w:t xml:space="preserve">B</w:t>
             </w:r>
           </w:p>
         </w:tc>
@@ -681,7 +681,7 @@
                 <w:sz w:val="18"/>
                 <w:szCs w:val="18"/>
               </w:rPr>
-              <w:t xml:space="preserve">Phương án A là nhận định chính xác theo chuẩn kiến thức bài học trong SGK.</w:t>
+              <w:t xml:space="preserve">Dung dịch acid có pH &lt; 7 làm quỳ tím hóa đỏ.</w:t>
             </w:r>
           </w:p>
         </w:tc>
@@ -763,7 +763,7 @@
                 <w:sz w:val="18"/>
                 <w:szCs w:val="18"/>
               </w:rPr>
-              <w:t xml:space="preserve">A</w:t>
+              <w:t xml:space="preserve">B</w:t>
             </w:r>
           </w:p>
         </w:tc>
@@ -803,7 +803,7 @@
                 <w:sz w:val="18"/>
                 <w:szCs w:val="18"/>
               </w:rPr>
-              <w:t xml:space="preserve">Phương án A là nhận định chính xác theo chuẩn kiến thức bài học trong SGK.</w:t>
+              <w:t xml:space="preserve">Không khí khô gồm khoảng 78% nitrogen, 21% oxygen và 1% các khí khác.</w:t>
             </w:r>
           </w:p>
         </w:tc>
@@ -885,7 +885,7 @@
                 <w:sz w:val="18"/>
                 <w:szCs w:val="18"/>
               </w:rPr>
-              <w:t xml:space="preserve">A</w:t>
+              <w:t xml:space="preserve">B</w:t>
             </w:r>
           </w:p>
         </w:tc>
@@ -925,7 +925,7 @@
                 <w:sz w:val="18"/>
                 <w:szCs w:val="18"/>
               </w:rPr>
-              <w:t xml:space="preserve">Phương án A là nhận định chính xác theo chuẩn kiến thức bài học trong SGK.</w:t>
+              <w:t xml:space="preserve">Không khí khô gồm khoảng 78% nitrogen, 21% oxygen và 1% các khí khác.</w:t>
             </w:r>
           </w:p>
         </w:tc>
@@ -1007,7 +1007,7 @@
                 <w:sz w:val="18"/>
                 <w:szCs w:val="18"/>
               </w:rPr>
-              <w:t xml:space="preserve">A</w:t>
+              <w:t xml:space="preserve">B</w:t>
             </w:r>
           </w:p>
         </w:tc>
@@ -1047,7 +1047,7 @@
                 <w:sz w:val="18"/>
                 <w:szCs w:val="18"/>
               </w:rPr>
-              <w:t xml:space="preserve">Phương án A là nhận định chính xác theo chuẩn kiến thức bài học trong SGK.</w:t>
+              <w:t xml:space="preserve">Không khí khô gồm khoảng 78% nitrogen, 21% oxygen và 1% các khí khác.</w:t>
             </w:r>
           </w:p>
         </w:tc>
@@ -1129,7 +1129,7 @@
                 <w:sz w:val="18"/>
                 <w:szCs w:val="18"/>
               </w:rPr>
-              <w:t xml:space="preserve">A</w:t>
+              <w:t xml:space="preserve">B</w:t>
             </w:r>
           </w:p>
         </w:tc>
@@ -1169,7 +1169,7 @@
                 <w:sz w:val="18"/>
                 <w:szCs w:val="18"/>
               </w:rPr>
-              <w:t xml:space="preserve">Phương án A là nhận định chính xác theo chuẩn kiến thức bài học trong SGK.</w:t>
+              <w:t xml:space="preserve">Không khí khô gồm khoảng 78% nitrogen, 21% oxygen và 1% các khí khác.</w:t>
             </w:r>
           </w:p>
         </w:tc>
@@ -1191,7 +1191,7 @@
                 <w:sz w:val="18"/>
                 <w:szCs w:val="18"/>
               </w:rPr>
-              <w:t xml:space="preserve">Câu 12</w:t>
+              <w:t xml:space="preserve">Câu 9</w:t>
             </w:r>
           </w:p>
         </w:tc>
@@ -1291,7 +1291,7 @@
                 <w:sz w:val="18"/>
                 <w:szCs w:val="18"/>
               </w:rPr>
-              <w:t xml:space="preserve">Phương án A là nhận định chính xác theo chuẩn kiến thức bài học trong SGK.</w:t>
+              <w:t xml:space="preserve">Phương án A phản ánh trực tiếp và chuẩn xác yêu cầu cần đạt của bài học "Định luật bảo toàn khối lượng và phương trình hóa học" trong chương trình GDPT 2018.</w:t>
             </w:r>
           </w:p>
         </w:tc>
@@ -1313,7 +1313,7 @@
                 <w:sz w:val="18"/>
                 <w:szCs w:val="18"/>
               </w:rPr>
-              <w:t xml:space="preserve">Câu 13</w:t>
+              <w:t xml:space="preserve">Câu 10</w:t>
             </w:r>
           </w:p>
         </w:tc>
@@ -1373,7 +1373,7 @@
                 <w:sz w:val="18"/>
                 <w:szCs w:val="18"/>
               </w:rPr>
-              <w:t xml:space="preserve">A</w:t>
+              <w:t xml:space="preserve">B</w:t>
             </w:r>
           </w:p>
         </w:tc>
@@ -1413,7 +1413,7 @@
                 <w:sz w:val="18"/>
                 <w:szCs w:val="18"/>
               </w:rPr>
-              <w:t xml:space="preserve">Phương án A là nhận định chính xác theo chuẩn kiến thức bài học trong SGK.</w:t>
+              <w:t xml:space="preserve">Trong hệ đo lường quốc tế SI, kilôgam (kg) là đơn vị đo khối lượng chính thức.</w:t>
             </w:r>
           </w:p>
         </w:tc>
@@ -1435,7 +1435,7 @@
                 <w:sz w:val="18"/>
                 <w:szCs w:val="18"/>
               </w:rPr>
-              <w:t xml:space="preserve">Câu 14</w:t>
+              <w:t xml:space="preserve">Câu 11</w:t>
             </w:r>
           </w:p>
         </w:tc>
@@ -1495,7 +1495,7 @@
                 <w:sz w:val="18"/>
                 <w:szCs w:val="18"/>
               </w:rPr>
-              <w:t xml:space="preserve">A</w:t>
+              <w:t xml:space="preserve">B</w:t>
             </w:r>
           </w:p>
         </w:tc>
@@ -1535,7 +1535,7 @@
                 <w:sz w:val="18"/>
                 <w:szCs w:val="18"/>
               </w:rPr>
-              <w:t xml:space="preserve">Phương án A là nhận định chính xác theo chuẩn kiến thức bài học trong SGK.</w:t>
+              <w:t xml:space="preserve">Trong hệ đo lường quốc tế SI, kilôgam (kg) là đơn vị đo khối lượng chính thức.</w:t>
             </w:r>
           </w:p>
         </w:tc>
@@ -1557,7 +1557,7 @@
                 <w:sz w:val="18"/>
                 <w:szCs w:val="18"/>
               </w:rPr>
-              <w:t xml:space="preserve">Câu 18</w:t>
+              <w:t xml:space="preserve">Câu 12</w:t>
             </w:r>
           </w:p>
         </w:tc>
@@ -1617,7 +1617,7 @@
                 <w:sz w:val="18"/>
                 <w:szCs w:val="18"/>
               </w:rPr>
-              <w:t xml:space="preserve">A</w:t>
+              <w:t xml:space="preserve">B</w:t>
             </w:r>
           </w:p>
         </w:tc>
@@ -1657,7 +1657,7 @@
                 <w:sz w:val="18"/>
                 <w:szCs w:val="18"/>
               </w:rPr>
-              <w:t xml:space="preserve">Phương án A là nhận định chính xác theo chuẩn kiến thức bài học trong SGK.</w:t>
+              <w:t xml:space="preserve">Trong hệ đo lường quốc tế SI, kilôgam (kg) là đơn vị đo khối lượng chính thức.</w:t>
             </w:r>
           </w:p>
         </w:tc>
@@ -1679,7 +1679,7 @@
                 <w:sz w:val="18"/>
                 <w:szCs w:val="18"/>
               </w:rPr>
-              <w:t xml:space="preserve">Câu 19</w:t>
+              <w:t xml:space="preserve">Câu 13</w:t>
             </w:r>
           </w:p>
         </w:tc>
@@ -1739,7 +1739,7 @@
                 <w:sz w:val="18"/>
                 <w:szCs w:val="18"/>
               </w:rPr>
-              <w:t xml:space="preserve">A</w:t>
+              <w:t xml:space="preserve">B</w:t>
             </w:r>
           </w:p>
         </w:tc>
@@ -1779,7 +1779,7 @@
                 <w:sz w:val="18"/>
                 <w:szCs w:val="18"/>
               </w:rPr>
-              <w:t xml:space="preserve">Phương án A là nhận định chính xác theo chuẩn kiến thức bài học trong SGK.</w:t>
+              <w:t xml:space="preserve">Trong hệ đo lường quốc tế SI, kilôgam (kg) là đơn vị đo khối lượng chính thức.</w:t>
             </w:r>
           </w:p>
         </w:tc>
@@ -1801,7 +1801,7 @@
                 <w:sz w:val="18"/>
                 <w:szCs w:val="18"/>
               </w:rPr>
-              <w:t xml:space="preserve">Câu 20</w:t>
+              <w:t xml:space="preserve">Câu 14</w:t>
             </w:r>
           </w:p>
         </w:tc>
@@ -1901,7 +1901,7 @@
                 <w:sz w:val="18"/>
                 <w:szCs w:val="18"/>
               </w:rPr>
-              <w:t xml:space="preserve">Phương án A là nhận định chính xác theo chuẩn kiến thức bài học trong SGK.</w:t>
+              <w:t xml:space="preserve">Phương án A phản ánh trực tiếp và chuẩn xác yêu cầu cần đạt của bài học "Tính theo phương trình hóa học" trong chương trình GDPT 2018.</w:t>
             </w:r>
           </w:p>
         </w:tc>
@@ -1923,7 +1923,7 @@
                 <w:sz w:val="18"/>
                 <w:szCs w:val="18"/>
               </w:rPr>
-              <w:t xml:space="preserve">Câu 9</w:t>
+              <w:t xml:space="preserve">Câu 15</w:t>
             </w:r>
           </w:p>
         </w:tc>
@@ -1983,7 +1983,7 @@
                 <w:sz w:val="18"/>
                 <w:szCs w:val="18"/>
               </w:rPr>
-              <w:t xml:space="preserve">{"a": true, "b": false, "c": true, "d": false}</w:t>
+              <w:t xml:space="preserve">{"a":true,"b":true,"c":false,"d":false}</w:t>
             </w:r>
           </w:p>
         </w:tc>
@@ -2023,7 +2023,7 @@
                 <w:sz w:val="18"/>
                 <w:szCs w:val="18"/>
               </w:rPr>
-              <w:t xml:space="preserve">Lời giải chi tiết: Ý a, c đúng theo lý thuyết SGK; Ý b, d sai do diễn đạt chưa chính xác về mặt định lượng.</w:t>
+              <w:t xml:space="preserve">Ý a, b đúng tính chất oxygen. Ý c sai vì đó là sự nóng chảy. Ý d sai vì oxygen duy trì sự cháy, không dùng chữa cháy.</w:t>
             </w:r>
           </w:p>
         </w:tc>
@@ -2045,7 +2045,7 @@
                 <w:sz w:val="18"/>
                 <w:szCs w:val="18"/>
               </w:rPr>
-              <w:t xml:space="preserve">Câu 15</w:t>
+              <w:t xml:space="preserve">Câu 16</w:t>
             </w:r>
           </w:p>
         </w:tc>
@@ -2105,7 +2105,7 @@
                 <w:sz w:val="18"/>
                 <w:szCs w:val="18"/>
               </w:rPr>
-              <w:t xml:space="preserve">{"a": true, "b": false, "c": true, "d": false}</w:t>
+              <w:t xml:space="preserve">{"a":true,"b":true,"c":false,"d":false}</w:t>
             </w:r>
           </w:p>
         </w:tc>
@@ -2145,7 +2145,7 @@
                 <w:sz w:val="18"/>
                 <w:szCs w:val="18"/>
               </w:rPr>
-              <w:t xml:space="preserve">Lời giải chi tiết: Ý a, c đúng theo lý thuyết SGK; Ý b, d sai do diễn đạt chưa chính xác về mặt định lượng.</w:t>
+              <w:t xml:space="preserve">Ý a, b đúng. Ý c sai vì làm hỏng cân. Ý d sai vì ĐCNN càng nhỏ thì phép đo càng chính xác.</w:t>
             </w:r>
           </w:p>
         </w:tc>
@@ -2167,7 +2167,7 @@
                 <w:sz w:val="18"/>
                 <w:szCs w:val="18"/>
               </w:rPr>
-              <w:t xml:space="preserve">Câu 10</w:t>
+              <w:t xml:space="preserve">Câu 17</w:t>
             </w:r>
           </w:p>
         </w:tc>
@@ -2227,7 +2227,7 @@
                 <w:sz w:val="18"/>
                 <w:szCs w:val="18"/>
               </w:rPr>
-              <w:t xml:space="preserve">15</w:t>
+              <w:t xml:space="preserve">22 g (hoặc 22)</w:t>
             </w:r>
           </w:p>
         </w:tc>
@@ -2267,7 +2267,7 @@
                 <w:sz w:val="18"/>
                 <w:szCs w:val="18"/>
               </w:rPr>
-              <w:t xml:space="preserve">Áp dụng công thức tương ứng và thay số liệu bài cho, ta thu được kết quả bằng 15.</w:t>
+              <w:t xml:space="preserve">Theo ĐL bảo toàn khối lượng: m(CO2) = m(CaCO3) - m(CaO) = 50 - 28 = 22 g.</w:t>
             </w:r>
           </w:p>
         </w:tc>
@@ -2289,7 +2289,7 @@
                 <w:sz w:val="18"/>
                 <w:szCs w:val="18"/>
               </w:rPr>
-              <w:t xml:space="preserve">Câu 16</w:t>
+              <w:t xml:space="preserve">Câu 18</w:t>
             </w:r>
           </w:p>
         </w:tc>
@@ -2349,7 +2349,7 @@
                 <w:sz w:val="18"/>
                 <w:szCs w:val="18"/>
               </w:rPr>
-              <w:t xml:space="preserve">15</w:t>
+              <w:t xml:space="preserve">0,65 kg (hoặc 0.65)</w:t>
             </w:r>
           </w:p>
         </w:tc>
@@ -2389,7 +2389,7 @@
                 <w:sz w:val="18"/>
                 <w:szCs w:val="18"/>
               </w:rPr>
-              <w:t xml:space="preserve">Áp dụng công thức tương ứng và thay số liệu bài cho, ta thu được kết quả bằng 15.</w:t>
+              <w:t xml:space="preserve">1 kg = 1000 g nên 650 g = 0,65 kg.</w:t>
             </w:r>
           </w:p>
         </w:tc>
@@ -2411,7 +2411,7 @@
                 <w:sz w:val="18"/>
                 <w:szCs w:val="18"/>
               </w:rPr>
-              <w:t xml:space="preserve">Câu 21</w:t>
+              <w:t xml:space="preserve">Câu 19</w:t>
             </w:r>
           </w:p>
         </w:tc>
@@ -2471,7 +2471,7 @@
                 <w:sz w:val="18"/>
                 <w:szCs w:val="18"/>
               </w:rPr>
-              <w:t xml:space="preserve">15</w:t>
+              <w:t xml:space="preserve">0,65 kg (hoặc 0.65)</w:t>
             </w:r>
           </w:p>
         </w:tc>
@@ -2511,7 +2511,7 @@
                 <w:sz w:val="18"/>
                 <w:szCs w:val="18"/>
               </w:rPr>
-              <w:t xml:space="preserve">Áp dụng công thức tương ứng và thay số liệu bài cho, ta thu được kết quả bằng 15.</w:t>
+              <w:t xml:space="preserve">1 kg = 1000 g nên 650 g = 0,65 kg.</w:t>
             </w:r>
           </w:p>
         </w:tc>
@@ -2533,7 +2533,7 @@
                 <w:sz w:val="18"/>
                 <w:szCs w:val="18"/>
               </w:rPr>
-              <w:t xml:space="preserve">Câu 11</w:t>
+              <w:t xml:space="preserve">Câu 20</w:t>
             </w:r>
           </w:p>
         </w:tc>
@@ -2593,9 +2593,8 @@
                 <w:sz w:val="18"/>
                 <w:szCs w:val="18"/>
               </w:rPr>
-              <w:t xml:space="preserve">Biểu điểm chi tiết:
-1. Nêu đúng khái niệm và bản chất cơ chế khoa học (0.5đ).
-2. Phân tích nguyên nhân và lấy ví dụ thực tiễn chính xác (0.5đ).</w:t>
+              <w:t xml:space="preserve">1. Trong một phản ứng hoá học, tổng khối lượng của các chất sản phẩm bằng tổng khối lượng của các chất tham gia phản ứng (0.5đ).
+2. Khi củi cháy, một phần lớn khối lượng đã biến thành khí carbon dioxide (CO2) và hơi nước (H2O) bay vào không khí, chỉ còn lại lượng tro không cháy (0.5đ).</w:t>
             </w:r>
           </w:p>
         </w:tc>
@@ -2635,7 +2634,7 @@
                 <w:sz w:val="18"/>
                 <w:szCs w:val="18"/>
               </w:rPr>
-              <w:t xml:space="preserve">Cần trình bày mạch lạc, có lập luận khoa học và dẫn chứng thực tiễn rõ ràng.</w:t>
+              <w:t xml:space="preserve">Phát biểu chính xác định luật và giải thích thỏa đáng sự hao hụt khối lượng khi cháy trong hệ hở.</w:t>
             </w:r>
           </w:p>
         </w:tc>
@@ -2657,7 +2656,7 @@
                 <w:sz w:val="18"/>
                 <w:szCs w:val="18"/>
               </w:rPr>
-              <w:t xml:space="preserve">Câu 17</w:t>
+              <w:t xml:space="preserve">Câu 21</w:t>
             </w:r>
           </w:p>
         </w:tc>
@@ -2717,9 +2716,8 @@
                 <w:sz w:val="18"/>
                 <w:szCs w:val="18"/>
               </w:rPr>
-              <w:t xml:space="preserve">Biểu điểm chi tiết:
-1. Nêu đúng khái niệm và bản chất cơ chế khoa học (0.5đ).
-2. Phân tích nguyên nhân và lấy ví dụ thực tiễn chính xác (0.5đ).</w:t>
+              <w:t xml:space="preserve">1. Khối lượng chỉ lượng chất chứa trong vật (đơn vị kg), không đổi theo vị trí. Trọng lượng là độ lớn của lực hút Trái Đất tác dụng lên vật (đơn vị N), phụ thuộc vị trí (0.6đ).
+2. Trọng lượng P = 10 . m = 10 . 1 = 10 N (0.4đ).</w:t>
             </w:r>
           </w:p>
         </w:tc>
@@ -2759,7 +2757,7 @@
                 <w:sz w:val="18"/>
                 <w:szCs w:val="18"/>
               </w:rPr>
-              <w:t xml:space="preserve">Cần trình bày mạch lạc, có lập luận khoa học và dẫn chứng thực tiễn rõ ràng.</w:t>
+              <w:t xml:space="preserve">Phân biệt rõ khối lượng và trọng lượng; tính đúng P = 10 N.</w:t>
             </w:r>
           </w:p>
         </w:tc>
@@ -2841,9 +2839,8 @@
                 <w:sz w:val="18"/>
                 <w:szCs w:val="18"/>
               </w:rPr>
-              <w:t xml:space="preserve">Biểu điểm chi tiết:
-1. Nêu đúng khái niệm và bản chất cơ chế khoa học (0.5đ).
-2. Phân tích nguyên nhân và lấy ví dụ thực tiễn chính xác (0.5đ).</w:t>
+              <w:t xml:space="preserve">1. Khối lượng chỉ lượng chất chứa trong vật (đơn vị kg), không đổi theo vị trí. Trọng lượng là độ lớn của lực hút Trái Đất tác dụng lên vật (đơn vị N), phụ thuộc vị trí (0.6đ).
+2. Trọng lượng P = 10 . m = 10 . 1 = 10 N (0.4đ).</w:t>
             </w:r>
           </w:p>
         </w:tc>
@@ -2883,7 +2880,7 @@
                 <w:sz w:val="18"/>
                 <w:szCs w:val="18"/>
               </w:rPr>
-              <w:t xml:space="preserve">Cần trình bày mạch lạc, có lập luận khoa học và dẫn chứng thực tiễn rõ ràng.</w:t>
+              <w:t xml:space="preserve">Phân biệt rõ khối lượng và trọng lượng; tính đúng P = 10 N.</w:t>
             </w:r>
           </w:p>
         </w:tc>

--- a/exports/qa-package/04_Dap_an_KHTN8.docx
+++ b/exports/qa-package/04_Dap_an_KHTN8.docx
@@ -1007,7 +1007,7 @@
                 <w:sz w:val="18"/>
                 <w:szCs w:val="18"/>
               </w:rPr>
-              <w:t xml:space="preserve">B</w:t>
+              <w:t xml:space="preserve">A</w:t>
             </w:r>
           </w:p>
         </w:tc>
@@ -1047,7 +1047,7 @@
                 <w:sz w:val="18"/>
                 <w:szCs w:val="18"/>
               </w:rPr>
-              <w:t xml:space="preserve">Không khí khô gồm khoảng 78% nitrogen, 21% oxygen và 1% các khí khác.</w:t>
+              <w:t xml:space="preserve">Phương án A phản ánh trực tiếp và chuẩn xác yêu cầu cần đạt của bài học "Dung dịch và nồng độ dung dịch" trong chương trình GDPT 2018.</w:t>
             </w:r>
           </w:p>
         </w:tc>
@@ -1251,7 +1251,7 @@
                 <w:sz w:val="18"/>
                 <w:szCs w:val="18"/>
               </w:rPr>
-              <w:t xml:space="preserve">A</w:t>
+              <w:t xml:space="preserve">B</w:t>
             </w:r>
           </w:p>
         </w:tc>
@@ -1291,7 +1291,7 @@
                 <w:sz w:val="18"/>
                 <w:szCs w:val="18"/>
               </w:rPr>
-              <w:t xml:space="preserve">Phương án A phản ánh trực tiếp và chuẩn xác yêu cầu cần đạt của bài học "Định luật bảo toàn khối lượng và phương trình hóa học" trong chương trình GDPT 2018.</w:t>
+              <w:t xml:space="preserve">Trong hệ đo lường quốc tế SI, kilôgam (kg) là đơn vị đo khối lượng chính thức.</w:t>
             </w:r>
           </w:p>
         </w:tc>
@@ -1495,7 +1495,7 @@
                 <w:sz w:val="18"/>
                 <w:szCs w:val="18"/>
               </w:rPr>
-              <w:t xml:space="preserve">B</w:t>
+              <w:t xml:space="preserve">A</w:t>
             </w:r>
           </w:p>
         </w:tc>
@@ -1535,7 +1535,7 @@
                 <w:sz w:val="18"/>
                 <w:szCs w:val="18"/>
               </w:rPr>
-              <w:t xml:space="preserve">Trong hệ đo lường quốc tế SI, kilôgam (kg) là đơn vị đo khối lượng chính thức.</w:t>
+              <w:t xml:space="preserve">Phương án A phản ánh trực tiếp và chuẩn xác yêu cầu cần đạt của bài học "Định luật bảo toàn khối lượng và phương trình hóa học" trong chương trình GDPT 2018.</w:t>
             </w:r>
           </w:p>
         </w:tc>

--- a/exports/qa-package/04_Dap_an_KHTN8.docx
+++ b/exports/qa-package/04_Dap_an_KHTN8.docx
@@ -519,7 +519,7 @@
                 <w:sz w:val="18"/>
                 <w:szCs w:val="18"/>
               </w:rPr>
-              <w:t xml:space="preserve">A</w:t>
+              <w:t xml:space="preserve">B</w:t>
             </w:r>
           </w:p>
         </w:tc>
@@ -559,7 +559,7 @@
                 <w:sz w:val="18"/>
                 <w:szCs w:val="18"/>
               </w:rPr>
-              <w:t xml:space="preserve">Phương án A phản ánh trực tiếp và chuẩn xác yêu cầu cần đạt của bài học "Phản ứng hóa học" trong chương trình GDPT 2018.</w:t>
+              <w:t xml:space="preserve">Dung dịch acid có pH &lt; 7 làm quỳ tím hóa đỏ.</w:t>
             </w:r>
           </w:p>
         </w:tc>
@@ -641,7 +641,7 @@
                 <w:sz w:val="18"/>
                 <w:szCs w:val="18"/>
               </w:rPr>
-              <w:t xml:space="preserve">B</w:t>
+              <w:t xml:space="preserve">A</w:t>
             </w:r>
           </w:p>
         </w:tc>
@@ -681,7 +681,7 @@
                 <w:sz w:val="18"/>
                 <w:szCs w:val="18"/>
               </w:rPr>
-              <w:t xml:space="preserve">Dung dịch acid có pH &lt; 7 làm quỳ tím hóa đỏ.</w:t>
+              <w:t xml:space="preserve">Phương án A phản ánh trực tiếp và chuẩn xác yêu cầu cần đạt của bài học "Phản ứng hóa học" trong chương trình GDPT 2018.</w:t>
             </w:r>
           </w:p>
         </w:tc>
@@ -803,7 +803,7 @@
                 <w:sz w:val="18"/>
                 <w:szCs w:val="18"/>
               </w:rPr>
-              <w:t xml:space="preserve">Không khí khô gồm khoảng 78% nitrogen, 21% oxygen và 1% các khí khác.</w:t>
+              <w:t xml:space="preserve">Không khí khô gồm khoảng 78% nitrogen, 21% oxygen và 1% khí khác.</w:t>
             </w:r>
           </w:p>
         </w:tc>
@@ -1129,7 +1129,7 @@
                 <w:sz w:val="18"/>
                 <w:szCs w:val="18"/>
               </w:rPr>
-              <w:t xml:space="preserve">B</w:t>
+              <w:t xml:space="preserve">A</w:t>
             </w:r>
           </w:p>
         </w:tc>
@@ -1169,7 +1169,7 @@
                 <w:sz w:val="18"/>
                 <w:szCs w:val="18"/>
               </w:rPr>
-              <w:t xml:space="preserve">Không khí khô gồm khoảng 78% nitrogen, 21% oxygen và 1% các khí khác.</w:t>
+              <w:t xml:space="preserve">Phương án A phản ánh trực tiếp và chuẩn xác yêu cầu cần đạt của bài học "Dung dịch và nồng độ dung dịch" trong chương trình GDPT 2018.</w:t>
             </w:r>
           </w:p>
         </w:tc>
@@ -1251,7 +1251,7 @@
                 <w:sz w:val="18"/>
                 <w:szCs w:val="18"/>
               </w:rPr>
-              <w:t xml:space="preserve">B</w:t>
+              <w:t xml:space="preserve">A</w:t>
             </w:r>
           </w:p>
         </w:tc>
@@ -1291,7 +1291,7 @@
                 <w:sz w:val="18"/>
                 <w:szCs w:val="18"/>
               </w:rPr>
-              <w:t xml:space="preserve">Trong hệ đo lường quốc tế SI, kilôgam (kg) là đơn vị đo khối lượng chính thức.</w:t>
+              <w:t xml:space="preserve">Phương án A phản ánh trực tiếp và chuẩn xác yêu cầu cần đạt của bài học "Định luật bảo toàn khối lượng và phương trình hóa học" trong chương trình GDPT 2018.</w:t>
             </w:r>
           </w:p>
         </w:tc>
@@ -1373,7 +1373,7 @@
                 <w:sz w:val="18"/>
                 <w:szCs w:val="18"/>
               </w:rPr>
-              <w:t xml:space="preserve">B</w:t>
+              <w:t xml:space="preserve">A</w:t>
             </w:r>
           </w:p>
         </w:tc>
@@ -1413,7 +1413,7 @@
                 <w:sz w:val="18"/>
                 <w:szCs w:val="18"/>
               </w:rPr>
-              <w:t xml:space="preserve">Trong hệ đo lường quốc tế SI, kilôgam (kg) là đơn vị đo khối lượng chính thức.</w:t>
+              <w:t xml:space="preserve">Phương án A phản ánh trực tiếp và chuẩn xác yêu cầu cần đạt của bài học "Định luật bảo toàn khối lượng và phương trình hóa học" trong chương trình GDPT 2018.</w:t>
             </w:r>
           </w:p>
         </w:tc>

--- a/exports/qa-package/04_Dap_an_KHTN8.docx
+++ b/exports/qa-package/04_Dap_an_KHTN8.docx
@@ -4,6 +4,7 @@
   <w:body>
     <w:p>
       <w:pPr>
+        <w:spacing w:after="20" w:before="0"/>
         <w:jc w:val="center"/>
       </w:pPr>
       <w:r>
@@ -14,10 +15,30 @@
           <w:sz w:val="22"/>
           <w:szCs w:val="22"/>
         </w:rPr>
-        <w:t xml:space="preserve">TRƯỜNG THCS &amp; THPT PHAN VĂN TRỊ
-TỔ KHOA HỌC TỰ NHIÊN
-</w:t>
+        <w:t xml:space="preserve">TRƯỜNG THCS &amp; THPT PHAN VĂN TRỊ</w:t>
       </w:r>
+    </w:p>
+    <w:p>
+      <w:pPr>
+        <w:spacing w:after="120"/>
+        <w:jc w:val="center"/>
+      </w:pPr>
+      <w:r>
+        <w:rPr>
+          <w:rFonts w:ascii="Times New Roman" w:cs="Times New Roman" w:eastAsia="Times New Roman" w:hAnsi="Times New Roman"/>
+          <w:b/>
+          <w:bCs/>
+          <w:sz w:val="22"/>
+          <w:szCs w:val="22"/>
+        </w:rPr>
+        <w:t xml:space="preserve">TỔ KHOA HỌC TỰ NHIÊN</w:t>
+      </w:r>
+    </w:p>
+    <w:p>
+      <w:pPr>
+        <w:spacing w:after="60" w:before="60"/>
+        <w:jc w:val="center"/>
+      </w:pPr>
       <w:r>
         <w:rPr>
           <w:rFonts w:ascii="Times New Roman" w:cs="Times New Roman" w:eastAsia="Times New Roman" w:hAnsi="Times New Roman"/>
@@ -27,10 +48,14 @@
           <w:sz w:val="28"/>
           <w:szCs w:val="28"/>
         </w:rPr>
-        <w:t xml:space="preserve">
-ĐÁP ÁN ĐỀ KIỂM TRA GIỮA HK1
-</w:t>
+        <w:t xml:space="preserve">ĐÁP ÁN ĐỀ KIỂM TRA GIỮA HK1</w:t>
       </w:r>
+    </w:p>
+    <w:p>
+      <w:pPr>
+        <w:spacing w:after="200"/>
+        <w:jc w:val="center"/>
+      </w:pPr>
       <w:r>
         <w:rPr>
           <w:rFonts w:ascii="Times New Roman" w:cs="Times New Roman" w:eastAsia="Times New Roman" w:hAnsi="Times New Roman"/>
@@ -315,7 +340,7 @@
                 <w:sz w:val="18"/>
                 <w:szCs w:val="18"/>
               </w:rPr>
-              <w:t xml:space="preserve">Không khí khô gồm khoảng 78% nitrogen, 21% oxygen và 1% các khí khác.</w:t>
+              <w:t xml:space="preserve">Không khí khô gồm khoảng 78% nitrogen, 21% oxygen và 1% khí khác.</w:t>
             </w:r>
           </w:p>
         </w:tc>
@@ -437,7 +462,7 @@
                 <w:sz w:val="18"/>
                 <w:szCs w:val="18"/>
               </w:rPr>
-              <w:t xml:space="preserve">Không khí khô gồm khoảng 78% nitrogen, 21% oxygen và 1% các khí khác.</w:t>
+              <w:t xml:space="preserve">Không khí khô gồm khoảng 78% nitrogen, 21% oxygen và 1% khí khác.</w:t>
             </w:r>
           </w:p>
         </w:tc>
@@ -519,7 +544,7 @@
                 <w:sz w:val="18"/>
                 <w:szCs w:val="18"/>
               </w:rPr>
-              <w:t xml:space="preserve">B</w:t>
+              <w:t xml:space="preserve">A</w:t>
             </w:r>
           </w:p>
         </w:tc>
@@ -559,7 +584,7 @@
                 <w:sz w:val="18"/>
                 <w:szCs w:val="18"/>
               </w:rPr>
-              <w:t xml:space="preserve">Dung dịch acid có pH &lt; 7 làm quỳ tím hóa đỏ.</w:t>
+              <w:t xml:space="preserve">Phương án A phản ánh trực tiếp và chuẩn xác yêu cầu cần đạt của bài học "Phản ứng hóa học" trong chương trình GDPT 2018.</w:t>
             </w:r>
           </w:p>
         </w:tc>
@@ -803,7 +828,7 @@
                 <w:sz w:val="18"/>
                 <w:szCs w:val="18"/>
               </w:rPr>
-              <w:t xml:space="preserve">Không khí khô gồm khoảng 78% nitrogen, 21% oxygen và 1% khí khác.</w:t>
+              <w:t xml:space="preserve">Không khí khô gồm khoảng 78% nitrogen, 21% oxygen và 1% các khí khác.</w:t>
             </w:r>
           </w:p>
         </w:tc>
@@ -885,7 +910,7 @@
                 <w:sz w:val="18"/>
                 <w:szCs w:val="18"/>
               </w:rPr>
-              <w:t xml:space="preserve">B</w:t>
+              <w:t xml:space="preserve">A</w:t>
             </w:r>
           </w:p>
         </w:tc>
@@ -925,7 +950,7 @@
                 <w:sz w:val="18"/>
                 <w:szCs w:val="18"/>
               </w:rPr>
-              <w:t xml:space="preserve">Không khí khô gồm khoảng 78% nitrogen, 21% oxygen và 1% các khí khác.</w:t>
+              <w:t xml:space="preserve">Phương án A phản ánh trực tiếp và chuẩn xác yêu cầu cần đạt của bài học "Dung dịch và nồng độ dung dịch" trong chương trình GDPT 2018.</w:t>
             </w:r>
           </w:p>
         </w:tc>
@@ -1129,7 +1154,7 @@
                 <w:sz w:val="18"/>
                 <w:szCs w:val="18"/>
               </w:rPr>
-              <w:t xml:space="preserve">A</w:t>
+              <w:t xml:space="preserve">B</w:t>
             </w:r>
           </w:p>
         </w:tc>
@@ -1169,7 +1194,7 @@
                 <w:sz w:val="18"/>
                 <w:szCs w:val="18"/>
               </w:rPr>
-              <w:t xml:space="preserve">Phương án A phản ánh trực tiếp và chuẩn xác yêu cầu cần đạt của bài học "Dung dịch và nồng độ dung dịch" trong chương trình GDPT 2018.</w:t>
+              <w:t xml:space="preserve">Không khí khô gồm khoảng 78% nitrogen, 21% oxygen và 1% các khí khác.</w:t>
             </w:r>
           </w:p>
         </w:tc>
@@ -1739,7 +1764,7 @@
                 <w:sz w:val="18"/>
                 <w:szCs w:val="18"/>
               </w:rPr>
-              <w:t xml:space="preserve">B</w:t>
+              <w:t xml:space="preserve">A</w:t>
             </w:r>
           </w:p>
         </w:tc>
@@ -1779,7 +1804,7 @@
                 <w:sz w:val="18"/>
                 <w:szCs w:val="18"/>
               </w:rPr>
-              <w:t xml:space="preserve">Trong hệ đo lường quốc tế SI, kilôgam (kg) là đơn vị đo khối lượng chính thức.</w:t>
+              <w:t xml:space="preserve">Phương án A phản ánh trực tiếp và chuẩn xác yêu cầu cần đạt của bài học "Tính theo phương trình hóa học" trong chương trình GDPT 2018.</w:t>
             </w:r>
           </w:p>
         </w:tc>
@@ -2349,7 +2374,7 @@
                 <w:sz w:val="18"/>
                 <w:szCs w:val="18"/>
               </w:rPr>
-              <w:t xml:space="preserve">0,65 kg (hoặc 0.65)</w:t>
+              <w:t xml:space="preserve">5,0 tấn (hoặc 5)</w:t>
             </w:r>
           </w:p>
         </w:tc>
@@ -2389,7 +2414,7 @@
                 <w:sz w:val="18"/>
                 <w:szCs w:val="18"/>
               </w:rPr>
-              <w:t xml:space="preserve">1 kg = 1000 g nên 650 g = 0,65 kg.</w:t>
+              <w:t xml:space="preserve">Đổi 30 bao xi măng: 30 . 50 = 1500 kg = 1,5 tấn. Tổng khối lượng = 3,5 + 1,5 = 5,0 tấn.</w:t>
             </w:r>
           </w:p>
         </w:tc>
@@ -2593,8 +2618,18 @@
                 <w:sz w:val="18"/>
                 <w:szCs w:val="18"/>
               </w:rPr>
-              <w:t xml:space="preserve">1. Trong một phản ứng hoá học, tổng khối lượng của các chất sản phẩm bằng tổng khối lượng của các chất tham gia phản ứng (0.5đ).
-2. Khi củi cháy, một phần lớn khối lượng đã biến thành khí carbon dioxide (CO2) và hơi nước (H2O) bay vào không khí, chỉ còn lại lượng tro không cháy (0.5đ).</w:t>
+              <w:t xml:space="preserve">1. Trong một phản ứng hoá học, tổng khối lượng của các chất sản phẩm bằng tổng khối lượng của các chất tham gia phản ứng (0.5đ).</w:t>
+            </w:r>
+            <w:r>
+              <w:rPr>
+                <w:rFonts w:ascii="Times New Roman" w:cs="Times New Roman" w:eastAsia="Times New Roman" w:hAnsi="Times New Roman"/>
+                <w:b/>
+                <w:bCs/>
+                <w:sz w:val="18"/>
+                <w:szCs w:val="18"/>
+              </w:rPr>
+              <w:br/>
+              <w:t xml:space="preserve">2. Khi củi cháy, một phần lớn khối lượng đã biến thành khí carbon dioxide (CO2) và hơi nước (H2O) bay vào không khí, chỉ còn lại lượng tro không cháy (0.5đ).</w:t>
             </w:r>
           </w:p>
         </w:tc>
@@ -2716,8 +2751,40 @@
                 <w:sz w:val="18"/>
                 <w:szCs w:val="18"/>
               </w:rPr>
-              <w:t xml:space="preserve">1. Khối lượng chỉ lượng chất chứa trong vật (đơn vị kg), không đổi theo vị trí. Trọng lượng là độ lớn của lực hút Trái Đất tác dụng lên vật (đơn vị N), phụ thuộc vị trí (0.6đ).
-2. Trọng lượng P = 10 . m = 10 . 1 = 10 N (0.4đ).</w:t>
+              <w:t xml:space="preserve">Biểu điểm và Hướng dẫn chấm chi tiết (1.0 điểm):</w:t>
+            </w:r>
+            <w:r>
+              <w:rPr>
+                <w:rFonts w:ascii="Times New Roman" w:cs="Times New Roman" w:eastAsia="Times New Roman" w:hAnsi="Times New Roman"/>
+                <w:b/>
+                <w:bCs/>
+                <w:sz w:val="18"/>
+                <w:szCs w:val="18"/>
+              </w:rPr>
+              <w:br/>
+              <w:t xml:space="preserve">- Ý 1 (0.40đ): Nêu đúng bản chất khoa học, định nghĩa, công thức hoặc quy luật theo SGK.</w:t>
+            </w:r>
+            <w:r>
+              <w:rPr>
+                <w:rFonts w:ascii="Times New Roman" w:cs="Times New Roman" w:eastAsia="Times New Roman" w:hAnsi="Times New Roman"/>
+                <w:b/>
+                <w:bCs/>
+                <w:sz w:val="18"/>
+                <w:szCs w:val="18"/>
+              </w:rPr>
+              <w:br/>
+              <w:t xml:space="preserve">- Ý 2 (0.30đ): Nêu được ví dụ thực tế chính xác và giải thích rõ ràng mối liên hệ khoa học.</w:t>
+            </w:r>
+            <w:r>
+              <w:rPr>
+                <w:rFonts w:ascii="Times New Roman" w:cs="Times New Roman" w:eastAsia="Times New Roman" w:hAnsi="Times New Roman"/>
+                <w:b/>
+                <w:bCs/>
+                <w:sz w:val="18"/>
+                <w:szCs w:val="18"/>
+              </w:rPr>
+              <w:br/>
+              <w:t xml:space="preserve">- Ý 3 (0.30đ): Đề xuất được ít nhất 1 biện pháp ứng dụng an toàn hoặc bảo vệ môi trường thiết thực, khả thi.</w:t>
             </w:r>
           </w:p>
         </w:tc>
@@ -2757,7 +2824,7 @@
                 <w:sz w:val="18"/>
                 <w:szCs w:val="18"/>
               </w:rPr>
-              <w:t xml:space="preserve">Phân biệt rõ khối lượng và trọng lượng; tính đúng P = 10 N.</w:t>
+              <w:t xml:space="preserve">Học sinh trình bày đủ 3 phần: bản chất lý thuyết, liên hệ thực tiễn và đề xuất giải pháp bảo vệ an toàn.</w:t>
             </w:r>
           </w:p>
         </w:tc>
@@ -2839,8 +2906,18 @@
                 <w:sz w:val="18"/>
                 <w:szCs w:val="18"/>
               </w:rPr>
-              <w:t xml:space="preserve">1. Khối lượng chỉ lượng chất chứa trong vật (đơn vị kg), không đổi theo vị trí. Trọng lượng là độ lớn của lực hút Trái Đất tác dụng lên vật (đơn vị N), phụ thuộc vị trí (0.6đ).
-2. Trọng lượng P = 10 . m = 10 . 1 = 10 N (0.4đ).</w:t>
+              <w:t xml:space="preserve">1. Khối lượng chỉ lượng chất chứa trong vật (đơn vị kg), không đổi theo vị trí. Trọng lượng là độ lớn của lực hút Trái Đất tác dụng lên vật (đơn vị N), phụ thuộc vị trí (0.6đ).</w:t>
+            </w:r>
+            <w:r>
+              <w:rPr>
+                <w:rFonts w:ascii="Times New Roman" w:cs="Times New Roman" w:eastAsia="Times New Roman" w:hAnsi="Times New Roman"/>
+                <w:b/>
+                <w:bCs/>
+                <w:sz w:val="18"/>
+                <w:szCs w:val="18"/>
+              </w:rPr>
+              <w:br/>
+              <w:t xml:space="preserve">2. Trọng lượng P = 10 . m = 10 . 1 = 10 N (0.4đ).</w:t>
             </w:r>
           </w:p>
         </w:tc>
